--- a/Workflow Automation template.docx
+++ b/Workflow Automation template.docx
@@ -4,7 +4,7 @@
   <w:body>
     <w:p>
       <w:r>
-        <w:t>{{ Joining Date }}</w:t>
+        <w:t>{{ Issuance Date }}</w:t>
       </w:r>
     </w:p>
     <w:p/>
@@ -34,7 +34,7 @@
     <w:p/>
     <w:p>
       <w:r>
-        <w:t>POSITION AND REPORTING</w:t>
+        <w:t>1. POSITION AND REPORTING</w:t>
       </w:r>
     </w:p>
     <w:p>
@@ -45,7 +45,7 @@
     <w:p/>
     <w:p>
       <w:r>
-        <w:t>COMMENCEMENT DATE</w:t>
+        <w:t>2. COMMENCEMENT DATE</w:t>
       </w:r>
     </w:p>
     <w:p>
@@ -56,7 +56,7 @@
     <w:p/>
     <w:p>
       <w:r>
-        <w:t>REMUNERATION</w:t>
+        <w:t>3. REMUNERATION</w:t>
       </w:r>
     </w:p>
     <w:p>
@@ -67,24 +67,24 @@
     <w:p/>
     <w:p>
       <w:r>
-        <w:t>PROBATION AND TERMINATION</w:t>
+        <w:t>4. PROBATION AND TERMINATION</w:t>
       </w:r>
     </w:p>
     <w:p>
       <w:r>
-        <w:t>You will serve a probation period of three (3) months. During this period, either party may terminate this agreement by giving two (2) week’s written notice.</w:t>
+        <w:t>4.1 You will serve a probation period of three (3) months. During this period, either party may terminate this agreement by giving two (2) week’s written notice.</w:t>
       </w:r>
     </w:p>
     <w:p/>
     <w:p>
       <w:r>
-        <w:t xml:space="preserve"> Upon successful completion of your probation, the notice period for termination of employment shall be one (1) month by either party in writing, or salary in lie of such notice.</w:t>
+        <w:t>4.2 Upon successful completion of your probation, the notice period for termination of employment shall be one (1) month by either party in writing, or salary in lie of such notice.</w:t>
       </w:r>
     </w:p>
     <w:p/>
     <w:p>
       <w:r>
-        <w:t>GOVERNING LAW</w:t>
+        <w:t>5. GOVERNING LAW</w:t>
       </w:r>
     </w:p>
     <w:p>
